--- a/episodes/The_Dark_Rise_Episode_41.docx
+++ b/episodes/The_Dark_Rise_Episode_41.docx
@@ -203,7 +203,7 @@
           <w:sz w:val="24"/>
           <w:szCs w:val="24"/>
         </w:rPr>
-        <w:t xml:space="preserve">Beneath the ak-pu roots, the boy had not touched his stones since the roots fell still, sitting instead with his knees drawn up and his hands hidden beneath them, as though hiding them from sight might undo what they had done the night before.</w:t>
+        <w:t xml:space="preserve">Beneath the iroko roots, the boy had not touched his stones since the roots fell still, sitting instead with his knees drawn up and his hands hidden beneath them, as though hiding them from sight might undo what they had done the night before.</w:t>
       </w:r>
     </w:p>
     <w:p>
@@ -231,7 +231,7 @@
           <w:sz w:val="24"/>
           <w:szCs w:val="24"/>
         </w:rPr>
-        <w:t xml:space="preserve">A mile away, unaware any of it had happened, Kene had spent that same night asleep in his own bed, warm and ordinary and untouched by anything that moved beneath the ak-pu roots, and the entity, holding both boys in its attention for one brief unguarded moment, felt the full weight of everything that had once been true of both of them and was now true of only one. It did not know which twin carried the heavier inheritance. It was no longer certain the question had a single right answer.</w:t>
+        <w:t xml:space="preserve">A mile away, unaware any of it had happened, Kene had spent that same night asleep in his own bed, warm and ordinary and untouched by anything that moved beneath the iroko roots, and the entity, holding both boys in its attention for one brief unguarded moment, felt the full weight of everything that had once been true of both of them and was now true of only one. It did not know which twin carried the heavier inheritance. It was no longer certain the question had a single right answer.</w:t>
       </w:r>
     </w:p>
     <w:p>

--- a/episodes/The_Dark_Rise_Episode_41.docx
+++ b/episodes/The_Dark_Rise_Episode_41.docx
@@ -98,20 +98,7 @@
     </w:p>
     <w:p>
       <w:pPr>
-        <w:spacing w:after="0" w:line="360"/>
-      </w:pPr>
-      <w:r>
-        <w:rPr>
-          <w:rFonts w:ascii="Georgia" w:hAnsi="Georgia" w:cs="Georgia"/>
-          <w:sz w:val="24"/>
-          <w:szCs w:val="24"/>
-        </w:rPr>
-        <w:t xml:space="preserve"/>
-      </w:r>
-    </w:p>
-    <w:p>
-      <w:pPr>
-        <w:spacing w:after="60" w:line="360"/>
+        <w:spacing w:after="60" w:line="360" w:before="480"/>
         <w:ind w:firstLine="360"/>
       </w:pPr>
       <w:r>
@@ -181,20 +168,7 @@
     </w:p>
     <w:p>
       <w:pPr>
-        <w:spacing w:after="0" w:line="360"/>
-      </w:pPr>
-      <w:r>
-        <w:rPr>
-          <w:rFonts w:ascii="Georgia" w:hAnsi="Georgia" w:cs="Georgia"/>
-          <w:sz w:val="24"/>
-          <w:szCs w:val="24"/>
-        </w:rPr>
-        <w:t xml:space="preserve"/>
-      </w:r>
-    </w:p>
-    <w:p>
-      <w:pPr>
-        <w:spacing w:after="60" w:line="360"/>
+        <w:spacing w:after="60" w:line="360" w:before="480"/>
         <w:ind w:firstLine="360"/>
       </w:pPr>
       <w:r>
@@ -236,20 +210,7 @@
     </w:p>
     <w:p>
       <w:pPr>
-        <w:spacing w:after="0" w:line="360"/>
-      </w:pPr>
-      <w:r>
-        <w:rPr>
-          <w:rFonts w:ascii="Georgia" w:hAnsi="Georgia" w:cs="Georgia"/>
-          <w:sz w:val="24"/>
-          <w:szCs w:val="24"/>
-        </w:rPr>
-        <w:t xml:space="preserve"/>
-      </w:r>
-    </w:p>
-    <w:p>
-      <w:pPr>
-        <w:spacing w:after="60" w:line="360"/>
+        <w:spacing w:after="60" w:line="360" w:before="480"/>
         <w:ind w:firstLine="360"/>
       </w:pPr>
       <w:r>
@@ -291,20 +252,7 @@
     </w:p>
     <w:p>
       <w:pPr>
-        <w:spacing w:after="0" w:line="360"/>
-      </w:pPr>
-      <w:r>
-        <w:rPr>
-          <w:rFonts w:ascii="Georgia" w:hAnsi="Georgia" w:cs="Georgia"/>
-          <w:sz w:val="24"/>
-          <w:szCs w:val="24"/>
-        </w:rPr>
-        <w:t xml:space="preserve"/>
-      </w:r>
-    </w:p>
-    <w:p>
-      <w:pPr>
-        <w:spacing w:after="60" w:line="360"/>
+        <w:spacing w:after="60" w:line="360" w:before="480"/>
         <w:ind w:firstLine="360"/>
       </w:pPr>
       <w:r>
@@ -341,7 +289,23 @@
           <w:sz w:val="24"/>
           <w:szCs w:val="24"/>
         </w:rPr>
-        <w:t xml:space="preserve">VESSEL: SECOND UNPROMPTED REQUEST FOR IDENTITY. ENTITY COMMITMENT ISSUED: NAME FORTHCOMING, TIMELINE UNSPECIFIED.</w:t>
+        <w:t xml:space="preserve">Beneath the roots, the cold voice recorded its own promise.</w:t>
+      </w:r>
+    </w:p>
+    <w:p>
+      <w:pPr>
+        <w:spacing w:after="120" w:line="360"/>
+      </w:pPr>
+      <w:r>
+        <w:rPr>
+          <w:rFonts w:ascii="Georgia" w:hAnsi="Georgia" w:cs="Georgia"/>
+          <w:sz w:val="24"/>
+          <w:szCs w:val="24"/>
+          <w:b/>
+          <w:bCs/>
+          <w:caps/>
+        </w:rPr>
+        <w:t xml:space="preserve">Vessel: second unprompted request for identity. Entity commitment issued: name forthcoming, timeline unspecified.</w:t>
       </w:r>
     </w:p>
     <w:p>
@@ -398,19 +362,6 @@
           <w:szCs w:val="24"/>
         </w:rPr>
         <w:t xml:space="preserve">For the first time since the boy's will had moved through its own strike the night before, the entity understood that the presence beyond its borders had not merely felt that moment happen. It had been waiting for it, the way a patient buyer waits through a long negotiation for the one moment that finally proves the goods are worth what he already believed them to be, and the entity found itself, for the first time in three careful centuries, genuinely uncertain which of them the coming days were actually going to test.</w:t>
-      </w:r>
-    </w:p>
-    <w:p>
-      <w:pPr>
-        <w:spacing w:after="0" w:line="360"/>
-      </w:pPr>
-      <w:r>
-        <w:rPr>
-          <w:rFonts w:ascii="Georgia" w:hAnsi="Georgia" w:cs="Georgia"/>
-          <w:sz w:val="24"/>
-          <w:szCs w:val="24"/>
-        </w:rPr>
-        <w:t xml:space="preserve"/>
       </w:r>
     </w:p>
     <w:sectPr>
